--- a/example_articles/states/Mississippi/6.states_Mississippi_Other_publisher.docx
+++ b/example_articles/states/Mississippi/6.states_Mississippi_Other_publisher.docx
@@ -27,17 +27,17 @@
     </w:p>
     <w:p>
       <w:r>
-        <w:t>Source File: Other publishers/Files (500) (24).DOCX</w:t>
+        <w:t>Source file: Other publishers/Files (500) (24).DOCX</w:t>
       </w:r>
     </w:p>
     <w:p>
       <w:r>
-        <w:t>Raw locations result: ['Mississippi']</w:t>
+        <w:t>Raw locations result, 'locations': ['Mississippi']</w:t>
       </w:r>
     </w:p>
     <w:p>
       <w:r>
-        <w:t>states_stand_flat (Standardized): Mississippi</w:t>
+        <w:t>Standardized locations result, 'states_stand_flat': Mississippi</w:t>
       </w:r>
     </w:p>
     <w:p>
